--- a/Documents/CNorthway_docexams_external_examiner_form.docx
+++ b/Documents/CNorthway_docexams_external_examiner_form.docx
@@ -9073,6 +9073,14 @@
                 <w:szCs w:val="20"/>
               </w:rPr>
             </w:pPr>
+            <w:r>
+              <w:rPr>
+                <w:rFonts w:ascii="Arial" w:hAnsi="Arial" w:cs="Arial"/>
+                <w:sz w:val="20"/>
+                <w:szCs w:val="20"/>
+              </w:rPr>
+              <w:t>Clemens Grassberger</w:t>
+            </w:r>
           </w:p>
         </w:tc>
       </w:tr>
@@ -9139,6 +9147,14 @@
                 <w:szCs w:val="20"/>
               </w:rPr>
             </w:pPr>
+            <w:r>
+              <w:rPr>
+                <w:rFonts w:ascii="Arial" w:hAnsi="Arial" w:cs="Arial"/>
+                <w:sz w:val="20"/>
+                <w:szCs w:val="20"/>
+              </w:rPr>
+              <w:t>PhD</w:t>
+            </w:r>
           </w:p>
         </w:tc>
       </w:tr>
@@ -9212,6 +9228,14 @@
                 <w:szCs w:val="20"/>
               </w:rPr>
             </w:pPr>
+            <w:r>
+              <w:rPr>
+                <w:rFonts w:ascii="Arial" w:hAnsi="Arial" w:cs="Arial"/>
+                <w:sz w:val="20"/>
+                <w:szCs w:val="20"/>
+              </w:rPr>
+              <w:t>Associate Professor</w:t>
+            </w:r>
           </w:p>
         </w:tc>
         <w:tc>
@@ -9256,6 +9280,14 @@
                 <w:szCs w:val="20"/>
               </w:rPr>
             </w:pPr>
+            <w:r>
+              <w:rPr>
+                <w:rFonts w:ascii="Arial" w:hAnsi="Arial" w:cs="Arial"/>
+                <w:sz w:val="20"/>
+                <w:szCs w:val="20"/>
+              </w:rPr>
+              <w:t>University of Washington</w:t>
+            </w:r>
           </w:p>
         </w:tc>
       </w:tr>
@@ -9312,90 +9344,7 @@
                 <w:sz w:val="20"/>
                 <w:szCs w:val="20"/>
               </w:rPr>
-              <w:fldChar w:fldCharType="begin">
-                <w:ffData>
-                  <w:name w:val="Text1"/>
-                  <w:enabled/>
-                  <w:calcOnExit w:val="0"/>
-                  <w:textInput/>
-                </w:ffData>
-              </w:fldChar>
-            </w:r>
-            <w:r>
-              <w:rPr>
-                <w:rFonts w:ascii="Arial" w:hAnsi="Arial" w:cs="Arial"/>
-                <w:sz w:val="20"/>
-                <w:szCs w:val="20"/>
-              </w:rPr>
-              <w:instrText xml:space="preserve"> FORMTEXT </w:instrText>
-            </w:r>
-            <w:r>
-              <w:rPr>
-                <w:rFonts w:ascii="Arial" w:hAnsi="Arial" w:cs="Arial"/>
-                <w:sz w:val="20"/>
-                <w:szCs w:val="20"/>
-              </w:rPr>
-            </w:r>
-            <w:r>
-              <w:rPr>
-                <w:rFonts w:ascii="Arial" w:hAnsi="Arial" w:cs="Arial"/>
-                <w:sz w:val="20"/>
-                <w:szCs w:val="20"/>
-              </w:rPr>
-              <w:fldChar w:fldCharType="separate"/>
-            </w:r>
-            <w:r>
-              <w:rPr>
-                <w:rFonts w:ascii="Arial" w:hAnsi="Arial" w:cs="Arial"/>
-                <w:noProof/>
-                <w:sz w:val="20"/>
-                <w:szCs w:val="20"/>
-              </w:rPr>
-              <w:t> </w:t>
-            </w:r>
-            <w:r>
-              <w:rPr>
-                <w:rFonts w:ascii="Arial" w:hAnsi="Arial" w:cs="Arial"/>
-                <w:noProof/>
-                <w:sz w:val="20"/>
-                <w:szCs w:val="20"/>
-              </w:rPr>
-              <w:t> </w:t>
-            </w:r>
-            <w:r>
-              <w:rPr>
-                <w:rFonts w:ascii="Arial" w:hAnsi="Arial" w:cs="Arial"/>
-                <w:noProof/>
-                <w:sz w:val="20"/>
-                <w:szCs w:val="20"/>
-              </w:rPr>
-              <w:t> </w:t>
-            </w:r>
-            <w:r>
-              <w:rPr>
-                <w:rFonts w:ascii="Arial" w:hAnsi="Arial" w:cs="Arial"/>
-                <w:noProof/>
-                <w:sz w:val="20"/>
-                <w:szCs w:val="20"/>
-              </w:rPr>
-              <w:t> </w:t>
-            </w:r>
-            <w:r>
-              <w:rPr>
-                <w:rFonts w:ascii="Arial" w:hAnsi="Arial" w:cs="Arial"/>
-                <w:noProof/>
-                <w:sz w:val="20"/>
-                <w:szCs w:val="20"/>
-              </w:rPr>
-              <w:t> </w:t>
-            </w:r>
-            <w:r>
-              <w:rPr>
-                <w:rFonts w:ascii="Arial" w:hAnsi="Arial" w:cs="Arial"/>
-                <w:sz w:val="20"/>
-                <w:szCs w:val="20"/>
-              </w:rPr>
-              <w:fldChar w:fldCharType="end"/>
+              <w:t>RR244, Health Science Building, 1959 NE Pacific St, Seattle, WA 98195</w:t>
             </w:r>
           </w:p>
         </w:tc>
@@ -9588,90 +9537,7 @@
                 <w:sz w:val="20"/>
                 <w:szCs w:val="20"/>
               </w:rPr>
-              <w:fldChar w:fldCharType="begin">
-                <w:ffData>
-                  <w:name w:val="Text1"/>
-                  <w:enabled/>
-                  <w:calcOnExit w:val="0"/>
-                  <w:textInput/>
-                </w:ffData>
-              </w:fldChar>
-            </w:r>
-            <w:r>
-              <w:rPr>
-                <w:rFonts w:ascii="Arial" w:hAnsi="Arial" w:cs="Arial"/>
-                <w:sz w:val="20"/>
-                <w:szCs w:val="20"/>
-              </w:rPr>
-              <w:instrText xml:space="preserve"> FORMTEXT </w:instrText>
-            </w:r>
-            <w:r>
-              <w:rPr>
-                <w:rFonts w:ascii="Arial" w:hAnsi="Arial" w:cs="Arial"/>
-                <w:sz w:val="20"/>
-                <w:szCs w:val="20"/>
-              </w:rPr>
-            </w:r>
-            <w:r>
-              <w:rPr>
-                <w:rFonts w:ascii="Arial" w:hAnsi="Arial" w:cs="Arial"/>
-                <w:sz w:val="20"/>
-                <w:szCs w:val="20"/>
-              </w:rPr>
-              <w:fldChar w:fldCharType="separate"/>
-            </w:r>
-            <w:r>
-              <w:rPr>
-                <w:rFonts w:ascii="Arial" w:hAnsi="Arial" w:cs="Arial"/>
-                <w:noProof/>
-                <w:sz w:val="20"/>
-                <w:szCs w:val="20"/>
-              </w:rPr>
-              <w:t> </w:t>
-            </w:r>
-            <w:r>
-              <w:rPr>
-                <w:rFonts w:ascii="Arial" w:hAnsi="Arial" w:cs="Arial"/>
-                <w:noProof/>
-                <w:sz w:val="20"/>
-                <w:szCs w:val="20"/>
-              </w:rPr>
-              <w:t> </w:t>
-            </w:r>
-            <w:r>
-              <w:rPr>
-                <w:rFonts w:ascii="Arial" w:hAnsi="Arial" w:cs="Arial"/>
-                <w:noProof/>
-                <w:sz w:val="20"/>
-                <w:szCs w:val="20"/>
-              </w:rPr>
-              <w:t> </w:t>
-            </w:r>
-            <w:r>
-              <w:rPr>
-                <w:rFonts w:ascii="Arial" w:hAnsi="Arial" w:cs="Arial"/>
-                <w:noProof/>
-                <w:sz w:val="20"/>
-                <w:szCs w:val="20"/>
-              </w:rPr>
-              <w:t> </w:t>
-            </w:r>
-            <w:r>
-              <w:rPr>
-                <w:rFonts w:ascii="Arial" w:hAnsi="Arial" w:cs="Arial"/>
-                <w:noProof/>
-                <w:sz w:val="20"/>
-                <w:szCs w:val="20"/>
-              </w:rPr>
-              <w:t> </w:t>
-            </w:r>
-            <w:r>
-              <w:rPr>
-                <w:rFonts w:ascii="Arial" w:hAnsi="Arial" w:cs="Arial"/>
-                <w:sz w:val="20"/>
-                <w:szCs w:val="20"/>
-              </w:rPr>
-              <w:fldChar w:fldCharType="end"/>
+              <w:t>clemensg@uw.edu</w:t>
             </w:r>
           </w:p>
         </w:tc>
@@ -10235,97 +10101,6 @@
                 <w:szCs w:val="20"/>
               </w:rPr>
             </w:pPr>
-            <w:r>
-              <w:rPr>
-                <w:rFonts w:ascii="Arial" w:hAnsi="Arial" w:cs="Arial"/>
-                <w:sz w:val="20"/>
-                <w:szCs w:val="20"/>
-              </w:rPr>
-              <w:fldChar w:fldCharType="begin">
-                <w:ffData>
-                  <w:name w:val="Text1"/>
-                  <w:enabled/>
-                  <w:calcOnExit w:val="0"/>
-                  <w:textInput/>
-                </w:ffData>
-              </w:fldChar>
-            </w:r>
-            <w:r>
-              <w:rPr>
-                <w:rFonts w:ascii="Arial" w:hAnsi="Arial" w:cs="Arial"/>
-                <w:sz w:val="20"/>
-                <w:szCs w:val="20"/>
-              </w:rPr>
-              <w:instrText xml:space="preserve"> FORMTEXT </w:instrText>
-            </w:r>
-            <w:r>
-              <w:rPr>
-                <w:rFonts w:ascii="Arial" w:hAnsi="Arial" w:cs="Arial"/>
-                <w:sz w:val="20"/>
-                <w:szCs w:val="20"/>
-              </w:rPr>
-            </w:r>
-            <w:r>
-              <w:rPr>
-                <w:rFonts w:ascii="Arial" w:hAnsi="Arial" w:cs="Arial"/>
-                <w:sz w:val="20"/>
-                <w:szCs w:val="20"/>
-              </w:rPr>
-              <w:fldChar w:fldCharType="separate"/>
-            </w:r>
-            <w:r>
-              <w:rPr>
-                <w:rFonts w:ascii="Arial" w:hAnsi="Arial" w:cs="Arial"/>
-                <w:noProof/>
-                <w:sz w:val="20"/>
-                <w:szCs w:val="20"/>
-              </w:rPr>
-              <w:t> </w:t>
-            </w:r>
-            <w:r>
-              <w:rPr>
-                <w:rFonts w:ascii="Arial" w:hAnsi="Arial" w:cs="Arial"/>
-                <w:noProof/>
-                <w:sz w:val="20"/>
-                <w:szCs w:val="20"/>
-              </w:rPr>
-              <w:t> </w:t>
-            </w:r>
-            <w:r>
-              <w:rPr>
-                <w:rFonts w:ascii="Arial" w:hAnsi="Arial" w:cs="Arial"/>
-                <w:noProof/>
-                <w:sz w:val="20"/>
-                <w:szCs w:val="20"/>
-              </w:rPr>
-              <w:t> </w:t>
-            </w:r>
-            <w:r>
-              <w:rPr>
-                <w:rFonts w:ascii="Arial" w:hAnsi="Arial" w:cs="Arial"/>
-                <w:noProof/>
-                <w:sz w:val="20"/>
-                <w:szCs w:val="20"/>
-              </w:rPr>
-              <w:t> </w:t>
-            </w:r>
-            <w:r>
-              <w:rPr>
-                <w:rFonts w:ascii="Arial" w:hAnsi="Arial" w:cs="Arial"/>
-                <w:noProof/>
-                <w:sz w:val="20"/>
-                <w:szCs w:val="20"/>
-              </w:rPr>
-              <w:t> </w:t>
-            </w:r>
-            <w:r>
-              <w:rPr>
-                <w:rFonts w:ascii="Arial" w:hAnsi="Arial" w:cs="Arial"/>
-                <w:sz w:val="20"/>
-                <w:szCs w:val="20"/>
-              </w:rPr>
-              <w:fldChar w:fldCharType="end"/>
-            </w:r>
           </w:p>
           <w:p>
             <w:pPr>
@@ -10335,69 +10110,14 @@
                 <w:szCs w:val="20"/>
               </w:rPr>
             </w:pPr>
-          </w:p>
-          <w:p>
-            <w:pPr>
-              <w:rPr>
-                <w:rFonts w:ascii="Arial" w:hAnsi="Arial" w:cs="Arial"/>
-                <w:sz w:val="20"/>
-                <w:szCs w:val="20"/>
-              </w:rPr>
-            </w:pPr>
-          </w:p>
-          <w:p>
-            <w:pPr>
-              <w:rPr>
-                <w:rFonts w:ascii="Arial" w:hAnsi="Arial" w:cs="Arial"/>
-                <w:sz w:val="20"/>
-                <w:szCs w:val="20"/>
-              </w:rPr>
-            </w:pPr>
-          </w:p>
-          <w:p>
-            <w:pPr>
-              <w:rPr>
-                <w:rFonts w:ascii="Arial" w:hAnsi="Arial" w:cs="Arial"/>
-                <w:sz w:val="20"/>
-                <w:szCs w:val="20"/>
-              </w:rPr>
-            </w:pPr>
-          </w:p>
-          <w:p>
-            <w:pPr>
-              <w:rPr>
-                <w:rFonts w:ascii="Arial" w:hAnsi="Arial" w:cs="Arial"/>
-                <w:sz w:val="20"/>
-                <w:szCs w:val="20"/>
-              </w:rPr>
-            </w:pPr>
-          </w:p>
-          <w:p>
-            <w:pPr>
-              <w:rPr>
-                <w:rFonts w:ascii="Arial" w:hAnsi="Arial" w:cs="Arial"/>
-                <w:sz w:val="20"/>
-                <w:szCs w:val="20"/>
-              </w:rPr>
-            </w:pPr>
-          </w:p>
-          <w:p>
-            <w:pPr>
-              <w:rPr>
-                <w:rFonts w:ascii="Arial" w:hAnsi="Arial" w:cs="Arial"/>
-                <w:sz w:val="20"/>
-                <w:szCs w:val="20"/>
-              </w:rPr>
-            </w:pPr>
-          </w:p>
-          <w:p>
-            <w:pPr>
-              <w:rPr>
-                <w:rFonts w:ascii="Arial" w:hAnsi="Arial" w:cs="Arial"/>
-                <w:sz w:val="20"/>
-                <w:szCs w:val="20"/>
-              </w:rPr>
-            </w:pPr>
+            <w:r>
+              <w:rPr>
+                <w:rFonts w:ascii="Arial" w:hAnsi="Arial" w:cs="Arial"/>
+                <w:sz w:val="20"/>
+                <w:szCs w:val="20"/>
+              </w:rPr>
+              <w:t>Dr. Grassberger has authored one of the most influential papers (54 citations since 2021) regarding calculating dose to blood delivered via radiotherapy, this paper won him the Roberts Prize in 2022 for best paper published in Physics in Medicine and Biology. He currently leads a lab group at The University of Washington which is funded by the NIH and several foundations.</w:t>
+            </w:r>
           </w:p>
         </w:tc>
       </w:tr>
@@ -10614,7 +10334,7 @@
           </w:rPr>
           <w:id w:val="170467967"/>
           <w14:checkbox>
-            <w14:checked w14:val="0"/>
+            <w14:checked w14:val="1"/>
             <w14:checkedState w14:val="2612" w14:font="MS Gothic"/>
             <w14:uncheckedState w14:val="2610" w14:font="MS Gothic"/>
           </w14:checkbox>
@@ -10627,7 +10347,7 @@
               <w:sz w:val="20"/>
               <w:szCs w:val="20"/>
             </w:rPr>
-            <w:t>☐</w:t>
+            <w:t>☒</w:t>
           </w:r>
         </w:sdtContent>
       </w:sdt>
@@ -11164,7 +10884,7 @@
           </w:rPr>
           <w:id w:val="-1891170127"/>
           <w14:checkbox>
-            <w14:checked w14:val="0"/>
+            <w14:checked w14:val="1"/>
             <w14:checkedState w14:val="2612" w14:font="MS Gothic"/>
             <w14:uncheckedState w14:val="2610" w14:font="MS Gothic"/>
           </w14:checkbox>
@@ -11177,7 +10897,7 @@
               <w:sz w:val="20"/>
               <w:szCs w:val="20"/>
             </w:rPr>
-            <w:t>☐</w:t>
+            <w:t>☒</w:t>
           </w:r>
         </w:sdtContent>
       </w:sdt>
@@ -11240,6 +10960,19 @@
         </w:rPr>
         <w:t xml:space="preserve">  </w:t>
       </w:r>
+    </w:p>
+    <w:p>
+      <w:pPr>
+        <w:tabs>
+          <w:tab w:val="left" w:pos="7380"/>
+        </w:tabs>
+        <w:ind w:left="360" w:firstLine="90"/>
+        <w:rPr>
+          <w:rFonts w:ascii="Arial" w:eastAsia="Cambria" w:hAnsi="Arial" w:cs="Arial"/>
+          <w:sz w:val="20"/>
+          <w:szCs w:val="20"/>
+        </w:rPr>
+      </w:pPr>
     </w:p>
     <w:p/>
     <w:tbl>
@@ -11288,6 +11021,7 @@
                 <w:sz w:val="28"/>
                 <w:szCs w:val="28"/>
               </w:rPr>
+              <w:lastRenderedPageBreak/>
               <w:t>Nominee</w:t>
             </w:r>
             <w:r>
@@ -11335,90 +11069,15 @@
                 <w:sz w:val="20"/>
                 <w:szCs w:val="20"/>
               </w:rPr>
-              <w:fldChar w:fldCharType="begin">
-                <w:ffData>
-                  <w:name w:val="Text1"/>
-                  <w:enabled/>
-                  <w:calcOnExit w:val="0"/>
-                  <w:textInput/>
-                </w:ffData>
-              </w:fldChar>
-            </w:r>
-            <w:r>
-              <w:rPr>
-                <w:rFonts w:ascii="Arial" w:hAnsi="Arial" w:cs="Arial"/>
-                <w:sz w:val="20"/>
-                <w:szCs w:val="20"/>
-              </w:rPr>
-              <w:instrText xml:space="preserve"> FORMTEXT </w:instrText>
-            </w:r>
-            <w:r>
-              <w:rPr>
-                <w:rFonts w:ascii="Arial" w:hAnsi="Arial" w:cs="Arial"/>
-                <w:sz w:val="20"/>
-                <w:szCs w:val="20"/>
-              </w:rPr>
-            </w:r>
-            <w:r>
-              <w:rPr>
-                <w:rFonts w:ascii="Arial" w:hAnsi="Arial" w:cs="Arial"/>
-                <w:sz w:val="20"/>
-                <w:szCs w:val="20"/>
-              </w:rPr>
-              <w:fldChar w:fldCharType="separate"/>
-            </w:r>
-            <w:r>
-              <w:rPr>
-                <w:rFonts w:ascii="Arial" w:hAnsi="Arial" w:cs="Arial"/>
-                <w:noProof/>
-                <w:sz w:val="20"/>
-                <w:szCs w:val="20"/>
-              </w:rPr>
-              <w:t> </w:t>
-            </w:r>
-            <w:r>
-              <w:rPr>
-                <w:rFonts w:ascii="Arial" w:hAnsi="Arial" w:cs="Arial"/>
-                <w:noProof/>
-                <w:sz w:val="20"/>
-                <w:szCs w:val="20"/>
-              </w:rPr>
-              <w:t> </w:t>
-            </w:r>
-            <w:r>
-              <w:rPr>
-                <w:rFonts w:ascii="Arial" w:hAnsi="Arial" w:cs="Arial"/>
-                <w:noProof/>
-                <w:sz w:val="20"/>
-                <w:szCs w:val="20"/>
-              </w:rPr>
-              <w:t> </w:t>
-            </w:r>
-            <w:r>
-              <w:rPr>
-                <w:rFonts w:ascii="Arial" w:hAnsi="Arial" w:cs="Arial"/>
-                <w:noProof/>
-                <w:sz w:val="20"/>
-                <w:szCs w:val="20"/>
-              </w:rPr>
-              <w:t> </w:t>
-            </w:r>
-            <w:r>
-              <w:rPr>
-                <w:rFonts w:ascii="Arial" w:hAnsi="Arial" w:cs="Arial"/>
-                <w:noProof/>
-                <w:sz w:val="20"/>
-                <w:szCs w:val="20"/>
-              </w:rPr>
-              <w:t> </w:t>
-            </w:r>
-            <w:r>
-              <w:rPr>
-                <w:rFonts w:ascii="Arial" w:hAnsi="Arial" w:cs="Arial"/>
-                <w:sz w:val="20"/>
-                <w:szCs w:val="20"/>
-              </w:rPr>
-              <w:fldChar w:fldCharType="end"/>
+              <w:t>Harald Paganett</w:t>
+            </w:r>
+            <w:r>
+              <w:rPr>
+                <w:rFonts w:ascii="Arial" w:hAnsi="Arial" w:cs="Arial"/>
+                <w:sz w:val="20"/>
+                <w:szCs w:val="20"/>
+              </w:rPr>
+              <w:t>i</w:t>
             </w:r>
           </w:p>
         </w:tc>
@@ -11498,90 +11157,7 @@
                 <w:sz w:val="20"/>
                 <w:szCs w:val="20"/>
               </w:rPr>
-              <w:fldChar w:fldCharType="begin">
-                <w:ffData>
-                  <w:name w:val="Text1"/>
-                  <w:enabled/>
-                  <w:calcOnExit w:val="0"/>
-                  <w:textInput/>
-                </w:ffData>
-              </w:fldChar>
-            </w:r>
-            <w:r>
-              <w:rPr>
-                <w:rFonts w:ascii="Arial" w:hAnsi="Arial" w:cs="Arial"/>
-                <w:sz w:val="20"/>
-                <w:szCs w:val="20"/>
-              </w:rPr>
-              <w:instrText xml:space="preserve"> FORMTEXT </w:instrText>
-            </w:r>
-            <w:r>
-              <w:rPr>
-                <w:rFonts w:ascii="Arial" w:hAnsi="Arial" w:cs="Arial"/>
-                <w:sz w:val="20"/>
-                <w:szCs w:val="20"/>
-              </w:rPr>
-            </w:r>
-            <w:r>
-              <w:rPr>
-                <w:rFonts w:ascii="Arial" w:hAnsi="Arial" w:cs="Arial"/>
-                <w:sz w:val="20"/>
-                <w:szCs w:val="20"/>
-              </w:rPr>
-              <w:fldChar w:fldCharType="separate"/>
-            </w:r>
-            <w:r>
-              <w:rPr>
-                <w:rFonts w:ascii="Arial" w:hAnsi="Arial" w:cs="Arial"/>
-                <w:noProof/>
-                <w:sz w:val="20"/>
-                <w:szCs w:val="20"/>
-              </w:rPr>
-              <w:t> </w:t>
-            </w:r>
-            <w:r>
-              <w:rPr>
-                <w:rFonts w:ascii="Arial" w:hAnsi="Arial" w:cs="Arial"/>
-                <w:noProof/>
-                <w:sz w:val="20"/>
-                <w:szCs w:val="20"/>
-              </w:rPr>
-              <w:t> </w:t>
-            </w:r>
-            <w:r>
-              <w:rPr>
-                <w:rFonts w:ascii="Arial" w:hAnsi="Arial" w:cs="Arial"/>
-                <w:noProof/>
-                <w:sz w:val="20"/>
-                <w:szCs w:val="20"/>
-              </w:rPr>
-              <w:t> </w:t>
-            </w:r>
-            <w:r>
-              <w:rPr>
-                <w:rFonts w:ascii="Arial" w:hAnsi="Arial" w:cs="Arial"/>
-                <w:noProof/>
-                <w:sz w:val="20"/>
-                <w:szCs w:val="20"/>
-              </w:rPr>
-              <w:t> </w:t>
-            </w:r>
-            <w:r>
-              <w:rPr>
-                <w:rFonts w:ascii="Arial" w:hAnsi="Arial" w:cs="Arial"/>
-                <w:noProof/>
-                <w:sz w:val="20"/>
-                <w:szCs w:val="20"/>
-              </w:rPr>
-              <w:t> </w:t>
-            </w:r>
-            <w:r>
-              <w:rPr>
-                <w:rFonts w:ascii="Arial" w:hAnsi="Arial" w:cs="Arial"/>
-                <w:sz w:val="20"/>
-                <w:szCs w:val="20"/>
-              </w:rPr>
-              <w:fldChar w:fldCharType="end"/>
+              <w:t>PhD</w:t>
             </w:r>
           </w:p>
         </w:tc>
@@ -11661,90 +11237,7 @@
                 <w:sz w:val="20"/>
                 <w:szCs w:val="20"/>
               </w:rPr>
-              <w:fldChar w:fldCharType="begin">
-                <w:ffData>
-                  <w:name w:val="Text1"/>
-                  <w:enabled/>
-                  <w:calcOnExit w:val="0"/>
-                  <w:textInput/>
-                </w:ffData>
-              </w:fldChar>
-            </w:r>
-            <w:r>
-              <w:rPr>
-                <w:rFonts w:ascii="Arial" w:hAnsi="Arial" w:cs="Arial"/>
-                <w:sz w:val="20"/>
-                <w:szCs w:val="20"/>
-              </w:rPr>
-              <w:instrText xml:space="preserve"> FORMTEXT </w:instrText>
-            </w:r>
-            <w:r>
-              <w:rPr>
-                <w:rFonts w:ascii="Arial" w:hAnsi="Arial" w:cs="Arial"/>
-                <w:sz w:val="20"/>
-                <w:szCs w:val="20"/>
-              </w:rPr>
-            </w:r>
-            <w:r>
-              <w:rPr>
-                <w:rFonts w:ascii="Arial" w:hAnsi="Arial" w:cs="Arial"/>
-                <w:sz w:val="20"/>
-                <w:szCs w:val="20"/>
-              </w:rPr>
-              <w:fldChar w:fldCharType="separate"/>
-            </w:r>
-            <w:r>
-              <w:rPr>
-                <w:rFonts w:ascii="Arial" w:hAnsi="Arial" w:cs="Arial"/>
-                <w:noProof/>
-                <w:sz w:val="20"/>
-                <w:szCs w:val="20"/>
-              </w:rPr>
-              <w:t> </w:t>
-            </w:r>
-            <w:r>
-              <w:rPr>
-                <w:rFonts w:ascii="Arial" w:hAnsi="Arial" w:cs="Arial"/>
-                <w:noProof/>
-                <w:sz w:val="20"/>
-                <w:szCs w:val="20"/>
-              </w:rPr>
-              <w:t> </w:t>
-            </w:r>
-            <w:r>
-              <w:rPr>
-                <w:rFonts w:ascii="Arial" w:hAnsi="Arial" w:cs="Arial"/>
-                <w:noProof/>
-                <w:sz w:val="20"/>
-                <w:szCs w:val="20"/>
-              </w:rPr>
-              <w:t> </w:t>
-            </w:r>
-            <w:r>
-              <w:rPr>
-                <w:rFonts w:ascii="Arial" w:hAnsi="Arial" w:cs="Arial"/>
-                <w:noProof/>
-                <w:sz w:val="20"/>
-                <w:szCs w:val="20"/>
-              </w:rPr>
-              <w:t> </w:t>
-            </w:r>
-            <w:r>
-              <w:rPr>
-                <w:rFonts w:ascii="Arial" w:hAnsi="Arial" w:cs="Arial"/>
-                <w:noProof/>
-                <w:sz w:val="20"/>
-                <w:szCs w:val="20"/>
-              </w:rPr>
-              <w:t> </w:t>
-            </w:r>
-            <w:r>
-              <w:rPr>
-                <w:rFonts w:ascii="Arial" w:hAnsi="Arial" w:cs="Arial"/>
-                <w:sz w:val="20"/>
-                <w:szCs w:val="20"/>
-              </w:rPr>
-              <w:fldChar w:fldCharType="end"/>
+              <w:t>Professor</w:t>
             </w:r>
           </w:p>
         </w:tc>
@@ -11802,90 +11295,7 @@
                 <w:sz w:val="20"/>
                 <w:szCs w:val="20"/>
               </w:rPr>
-              <w:fldChar w:fldCharType="begin">
-                <w:ffData>
-                  <w:name w:val="Text1"/>
-                  <w:enabled/>
-                  <w:calcOnExit w:val="0"/>
-                  <w:textInput/>
-                </w:ffData>
-              </w:fldChar>
-            </w:r>
-            <w:r>
-              <w:rPr>
-                <w:rFonts w:ascii="Arial" w:hAnsi="Arial" w:cs="Arial"/>
-                <w:sz w:val="20"/>
-                <w:szCs w:val="20"/>
-              </w:rPr>
-              <w:instrText xml:space="preserve"> FORMTEXT </w:instrText>
-            </w:r>
-            <w:r>
-              <w:rPr>
-                <w:rFonts w:ascii="Arial" w:hAnsi="Arial" w:cs="Arial"/>
-                <w:sz w:val="20"/>
-                <w:szCs w:val="20"/>
-              </w:rPr>
-            </w:r>
-            <w:r>
-              <w:rPr>
-                <w:rFonts w:ascii="Arial" w:hAnsi="Arial" w:cs="Arial"/>
-                <w:sz w:val="20"/>
-                <w:szCs w:val="20"/>
-              </w:rPr>
-              <w:fldChar w:fldCharType="separate"/>
-            </w:r>
-            <w:r>
-              <w:rPr>
-                <w:rFonts w:ascii="Arial" w:hAnsi="Arial" w:cs="Arial"/>
-                <w:noProof/>
-                <w:sz w:val="20"/>
-                <w:szCs w:val="20"/>
-              </w:rPr>
-              <w:t> </w:t>
-            </w:r>
-            <w:r>
-              <w:rPr>
-                <w:rFonts w:ascii="Arial" w:hAnsi="Arial" w:cs="Arial"/>
-                <w:noProof/>
-                <w:sz w:val="20"/>
-                <w:szCs w:val="20"/>
-              </w:rPr>
-              <w:t> </w:t>
-            </w:r>
-            <w:r>
-              <w:rPr>
-                <w:rFonts w:ascii="Arial" w:hAnsi="Arial" w:cs="Arial"/>
-                <w:noProof/>
-                <w:sz w:val="20"/>
-                <w:szCs w:val="20"/>
-              </w:rPr>
-              <w:t> </w:t>
-            </w:r>
-            <w:r>
-              <w:rPr>
-                <w:rFonts w:ascii="Arial" w:hAnsi="Arial" w:cs="Arial"/>
-                <w:noProof/>
-                <w:sz w:val="20"/>
-                <w:szCs w:val="20"/>
-              </w:rPr>
-              <w:t> </w:t>
-            </w:r>
-            <w:r>
-              <w:rPr>
-                <w:rFonts w:ascii="Arial" w:hAnsi="Arial" w:cs="Arial"/>
-                <w:noProof/>
-                <w:sz w:val="20"/>
-                <w:szCs w:val="20"/>
-              </w:rPr>
-              <w:t> </w:t>
-            </w:r>
-            <w:r>
-              <w:rPr>
-                <w:rFonts w:ascii="Arial" w:hAnsi="Arial" w:cs="Arial"/>
-                <w:sz w:val="20"/>
-                <w:szCs w:val="20"/>
-              </w:rPr>
-              <w:fldChar w:fldCharType="end"/>
+              <w:t>Harvard</w:t>
             </w:r>
           </w:p>
         </w:tc>
@@ -11949,90 +11359,7 @@
                 <w:sz w:val="20"/>
                 <w:szCs w:val="20"/>
               </w:rPr>
-              <w:fldChar w:fldCharType="begin">
-                <w:ffData>
-                  <w:name w:val="Text1"/>
-                  <w:enabled/>
-                  <w:calcOnExit w:val="0"/>
-                  <w:textInput/>
-                </w:ffData>
-              </w:fldChar>
-            </w:r>
-            <w:r>
-              <w:rPr>
-                <w:rFonts w:ascii="Arial" w:hAnsi="Arial" w:cs="Arial"/>
-                <w:sz w:val="20"/>
-                <w:szCs w:val="20"/>
-              </w:rPr>
-              <w:instrText xml:space="preserve"> FORMTEXT </w:instrText>
-            </w:r>
-            <w:r>
-              <w:rPr>
-                <w:rFonts w:ascii="Arial" w:hAnsi="Arial" w:cs="Arial"/>
-                <w:sz w:val="20"/>
-                <w:szCs w:val="20"/>
-              </w:rPr>
-            </w:r>
-            <w:r>
-              <w:rPr>
-                <w:rFonts w:ascii="Arial" w:hAnsi="Arial" w:cs="Arial"/>
-                <w:sz w:val="20"/>
-                <w:szCs w:val="20"/>
-              </w:rPr>
-              <w:fldChar w:fldCharType="separate"/>
-            </w:r>
-            <w:r>
-              <w:rPr>
-                <w:rFonts w:ascii="Arial" w:hAnsi="Arial" w:cs="Arial"/>
-                <w:noProof/>
-                <w:sz w:val="20"/>
-                <w:szCs w:val="20"/>
-              </w:rPr>
-              <w:t> </w:t>
-            </w:r>
-            <w:r>
-              <w:rPr>
-                <w:rFonts w:ascii="Arial" w:hAnsi="Arial" w:cs="Arial"/>
-                <w:noProof/>
-                <w:sz w:val="20"/>
-                <w:szCs w:val="20"/>
-              </w:rPr>
-              <w:t> </w:t>
-            </w:r>
-            <w:r>
-              <w:rPr>
-                <w:rFonts w:ascii="Arial" w:hAnsi="Arial" w:cs="Arial"/>
-                <w:noProof/>
-                <w:sz w:val="20"/>
-                <w:szCs w:val="20"/>
-              </w:rPr>
-              <w:t> </w:t>
-            </w:r>
-            <w:r>
-              <w:rPr>
-                <w:rFonts w:ascii="Arial" w:hAnsi="Arial" w:cs="Arial"/>
-                <w:noProof/>
-                <w:sz w:val="20"/>
-                <w:szCs w:val="20"/>
-              </w:rPr>
-              <w:t> </w:t>
-            </w:r>
-            <w:r>
-              <w:rPr>
-                <w:rFonts w:ascii="Arial" w:hAnsi="Arial" w:cs="Arial"/>
-                <w:noProof/>
-                <w:sz w:val="20"/>
-                <w:szCs w:val="20"/>
-              </w:rPr>
-              <w:t> </w:t>
-            </w:r>
-            <w:r>
-              <w:rPr>
-                <w:rFonts w:ascii="Arial" w:hAnsi="Arial" w:cs="Arial"/>
-                <w:sz w:val="20"/>
-                <w:szCs w:val="20"/>
-              </w:rPr>
-              <w:fldChar w:fldCharType="end"/>
+              <w:t>Cox Building, 100 Blossom St, 350, Boston MA 02114</w:t>
             </w:r>
           </w:p>
         </w:tc>
@@ -12095,90 +11422,7 @@
                 <w:sz w:val="20"/>
                 <w:szCs w:val="20"/>
               </w:rPr>
-              <w:fldChar w:fldCharType="begin">
-                <w:ffData>
-                  <w:name w:val="Text1"/>
-                  <w:enabled/>
-                  <w:calcOnExit w:val="0"/>
-                  <w:textInput/>
-                </w:ffData>
-              </w:fldChar>
-            </w:r>
-            <w:r>
-              <w:rPr>
-                <w:rFonts w:ascii="Arial" w:hAnsi="Arial" w:cs="Arial"/>
-                <w:sz w:val="20"/>
-                <w:szCs w:val="20"/>
-              </w:rPr>
-              <w:instrText xml:space="preserve"> FORMTEXT </w:instrText>
-            </w:r>
-            <w:r>
-              <w:rPr>
-                <w:rFonts w:ascii="Arial" w:hAnsi="Arial" w:cs="Arial"/>
-                <w:sz w:val="20"/>
-                <w:szCs w:val="20"/>
-              </w:rPr>
-            </w:r>
-            <w:r>
-              <w:rPr>
-                <w:rFonts w:ascii="Arial" w:hAnsi="Arial" w:cs="Arial"/>
-                <w:sz w:val="20"/>
-                <w:szCs w:val="20"/>
-              </w:rPr>
-              <w:fldChar w:fldCharType="separate"/>
-            </w:r>
-            <w:r>
-              <w:rPr>
-                <w:rFonts w:ascii="Arial" w:hAnsi="Arial" w:cs="Arial"/>
-                <w:noProof/>
-                <w:sz w:val="20"/>
-                <w:szCs w:val="20"/>
-              </w:rPr>
-              <w:t> </w:t>
-            </w:r>
-            <w:r>
-              <w:rPr>
-                <w:rFonts w:ascii="Arial" w:hAnsi="Arial" w:cs="Arial"/>
-                <w:noProof/>
-                <w:sz w:val="20"/>
-                <w:szCs w:val="20"/>
-              </w:rPr>
-              <w:t> </w:t>
-            </w:r>
-            <w:r>
-              <w:rPr>
-                <w:rFonts w:ascii="Arial" w:hAnsi="Arial" w:cs="Arial"/>
-                <w:noProof/>
-                <w:sz w:val="20"/>
-                <w:szCs w:val="20"/>
-              </w:rPr>
-              <w:t> </w:t>
-            </w:r>
-            <w:r>
-              <w:rPr>
-                <w:rFonts w:ascii="Arial" w:hAnsi="Arial" w:cs="Arial"/>
-                <w:noProof/>
-                <w:sz w:val="20"/>
-                <w:szCs w:val="20"/>
-              </w:rPr>
-              <w:t> </w:t>
-            </w:r>
-            <w:r>
-              <w:rPr>
-                <w:rFonts w:ascii="Arial" w:hAnsi="Arial" w:cs="Arial"/>
-                <w:noProof/>
-                <w:sz w:val="20"/>
-                <w:szCs w:val="20"/>
-              </w:rPr>
-              <w:t> </w:t>
-            </w:r>
-            <w:r>
-              <w:rPr>
-                <w:rFonts w:ascii="Arial" w:hAnsi="Arial" w:cs="Arial"/>
-                <w:sz w:val="20"/>
-                <w:szCs w:val="20"/>
-              </w:rPr>
-              <w:fldChar w:fldCharType="end"/>
+              <w:t>6177265847</w:t>
             </w:r>
           </w:p>
         </w:tc>
@@ -12237,90 +11481,7 @@
                 <w:sz w:val="20"/>
                 <w:szCs w:val="20"/>
               </w:rPr>
-              <w:fldChar w:fldCharType="begin">
-                <w:ffData>
-                  <w:name w:val="Text1"/>
-                  <w:enabled/>
-                  <w:calcOnExit w:val="0"/>
-                  <w:textInput/>
-                </w:ffData>
-              </w:fldChar>
-            </w:r>
-            <w:r>
-              <w:rPr>
-                <w:rFonts w:ascii="Arial" w:hAnsi="Arial" w:cs="Arial"/>
-                <w:sz w:val="20"/>
-                <w:szCs w:val="20"/>
-              </w:rPr>
-              <w:instrText xml:space="preserve"> FORMTEXT </w:instrText>
-            </w:r>
-            <w:r>
-              <w:rPr>
-                <w:rFonts w:ascii="Arial" w:hAnsi="Arial" w:cs="Arial"/>
-                <w:sz w:val="20"/>
-                <w:szCs w:val="20"/>
-              </w:rPr>
-            </w:r>
-            <w:r>
-              <w:rPr>
-                <w:rFonts w:ascii="Arial" w:hAnsi="Arial" w:cs="Arial"/>
-                <w:sz w:val="20"/>
-                <w:szCs w:val="20"/>
-              </w:rPr>
-              <w:fldChar w:fldCharType="separate"/>
-            </w:r>
-            <w:r>
-              <w:rPr>
-                <w:rFonts w:ascii="Arial" w:hAnsi="Arial" w:cs="Arial"/>
-                <w:noProof/>
-                <w:sz w:val="20"/>
-                <w:szCs w:val="20"/>
-              </w:rPr>
-              <w:t> </w:t>
-            </w:r>
-            <w:r>
-              <w:rPr>
-                <w:rFonts w:ascii="Arial" w:hAnsi="Arial" w:cs="Arial"/>
-                <w:noProof/>
-                <w:sz w:val="20"/>
-                <w:szCs w:val="20"/>
-              </w:rPr>
-              <w:t> </w:t>
-            </w:r>
-            <w:r>
-              <w:rPr>
-                <w:rFonts w:ascii="Arial" w:hAnsi="Arial" w:cs="Arial"/>
-                <w:noProof/>
-                <w:sz w:val="20"/>
-                <w:szCs w:val="20"/>
-              </w:rPr>
-              <w:t> </w:t>
-            </w:r>
-            <w:r>
-              <w:rPr>
-                <w:rFonts w:ascii="Arial" w:hAnsi="Arial" w:cs="Arial"/>
-                <w:noProof/>
-                <w:sz w:val="20"/>
-                <w:szCs w:val="20"/>
-              </w:rPr>
-              <w:t> </w:t>
-            </w:r>
-            <w:r>
-              <w:rPr>
-                <w:rFonts w:ascii="Arial" w:hAnsi="Arial" w:cs="Arial"/>
-                <w:noProof/>
-                <w:sz w:val="20"/>
-                <w:szCs w:val="20"/>
-              </w:rPr>
-              <w:t> </w:t>
-            </w:r>
-            <w:r>
-              <w:rPr>
-                <w:rFonts w:ascii="Arial" w:hAnsi="Arial" w:cs="Arial"/>
-                <w:sz w:val="20"/>
-                <w:szCs w:val="20"/>
-              </w:rPr>
-              <w:fldChar w:fldCharType="end"/>
+              <w:t>hpaganetti@mgh.harvard.edu</w:t>
             </w:r>
           </w:p>
         </w:tc>
@@ -12901,96 +12062,81 @@
                 <w:szCs w:val="20"/>
               </w:rPr>
             </w:pPr>
-            <w:r>
-              <w:rPr>
-                <w:rFonts w:ascii="Arial" w:hAnsi="Arial" w:cs="Arial"/>
-                <w:sz w:val="20"/>
-                <w:szCs w:val="20"/>
-              </w:rPr>
-              <w:fldChar w:fldCharType="begin">
-                <w:ffData>
-                  <w:name w:val="Text1"/>
-                  <w:enabled/>
-                  <w:calcOnExit w:val="0"/>
-                  <w:textInput/>
-                </w:ffData>
-              </w:fldChar>
-            </w:r>
-            <w:r>
-              <w:rPr>
-                <w:rFonts w:ascii="Arial" w:hAnsi="Arial" w:cs="Arial"/>
-                <w:sz w:val="20"/>
-                <w:szCs w:val="20"/>
-              </w:rPr>
-              <w:instrText xml:space="preserve"> FORMTEXT </w:instrText>
-            </w:r>
-            <w:r>
-              <w:rPr>
-                <w:rFonts w:ascii="Arial" w:hAnsi="Arial" w:cs="Arial"/>
-                <w:sz w:val="20"/>
-                <w:szCs w:val="20"/>
-              </w:rPr>
-            </w:r>
-            <w:r>
-              <w:rPr>
-                <w:rFonts w:ascii="Arial" w:hAnsi="Arial" w:cs="Arial"/>
-                <w:sz w:val="20"/>
-                <w:szCs w:val="20"/>
-              </w:rPr>
-              <w:fldChar w:fldCharType="separate"/>
-            </w:r>
-            <w:r>
-              <w:rPr>
-                <w:rFonts w:ascii="Arial" w:hAnsi="Arial" w:cs="Arial"/>
-                <w:noProof/>
-                <w:sz w:val="20"/>
-                <w:szCs w:val="20"/>
-              </w:rPr>
-              <w:t> </w:t>
-            </w:r>
-            <w:r>
-              <w:rPr>
-                <w:rFonts w:ascii="Arial" w:hAnsi="Arial" w:cs="Arial"/>
-                <w:noProof/>
-                <w:sz w:val="20"/>
-                <w:szCs w:val="20"/>
-              </w:rPr>
-              <w:t> </w:t>
-            </w:r>
-            <w:r>
-              <w:rPr>
-                <w:rFonts w:ascii="Arial" w:hAnsi="Arial" w:cs="Arial"/>
-                <w:noProof/>
-                <w:sz w:val="20"/>
-                <w:szCs w:val="20"/>
-              </w:rPr>
-              <w:t> </w:t>
-            </w:r>
-            <w:r>
-              <w:rPr>
-                <w:rFonts w:ascii="Arial" w:hAnsi="Arial" w:cs="Arial"/>
-                <w:noProof/>
-                <w:sz w:val="20"/>
-                <w:szCs w:val="20"/>
-              </w:rPr>
-              <w:t> </w:t>
-            </w:r>
-            <w:r>
-              <w:rPr>
-                <w:rFonts w:ascii="Arial" w:hAnsi="Arial" w:cs="Arial"/>
-                <w:noProof/>
-                <w:sz w:val="20"/>
-                <w:szCs w:val="20"/>
-              </w:rPr>
-              <w:t> </w:t>
-            </w:r>
-            <w:r>
-              <w:rPr>
-                <w:rFonts w:ascii="Arial" w:hAnsi="Arial" w:cs="Arial"/>
-                <w:sz w:val="20"/>
-                <w:szCs w:val="20"/>
-              </w:rPr>
-              <w:fldChar w:fldCharType="end"/>
+          </w:p>
+          <w:p>
+            <w:pPr>
+              <w:tabs>
+                <w:tab w:val="left" w:pos="7380"/>
+              </w:tabs>
+              <w:rPr>
+                <w:rFonts w:ascii="Arial" w:hAnsi="Arial" w:cs="Arial"/>
+                <w:sz w:val="20"/>
+                <w:szCs w:val="20"/>
+              </w:rPr>
+            </w:pPr>
+            <w:r>
+              <w:rPr>
+                <w:rFonts w:ascii="Arial" w:hAnsi="Arial" w:cs="Arial"/>
+                <w:sz w:val="20"/>
+                <w:szCs w:val="20"/>
+              </w:rPr>
+              <w:t xml:space="preserve">Dr. Paganetti </w:t>
+            </w:r>
+            <w:r>
+              <w:rPr>
+                <w:rFonts w:ascii="Arial" w:hAnsi="Arial" w:cs="Arial"/>
+                <w:sz w:val="20"/>
+                <w:szCs w:val="20"/>
+              </w:rPr>
+              <w:t>the Director of Physics Research at the Department of Radiation Oncology at Massachusetts General Hospital and a Professor of Radiation Oncology at Harvard Medical School</w:t>
+            </w:r>
+            <w:r>
+              <w:rPr>
+                <w:rFonts w:ascii="Arial" w:hAnsi="Arial" w:cs="Arial"/>
+                <w:sz w:val="20"/>
+                <w:szCs w:val="20"/>
+              </w:rPr>
+              <w:t xml:space="preserve">. </w:t>
+            </w:r>
+            <w:r>
+              <w:rPr>
+                <w:rFonts w:ascii="Arial" w:hAnsi="Arial" w:cs="Arial"/>
+                <w:sz w:val="20"/>
+                <w:szCs w:val="20"/>
+              </w:rPr>
+              <w:t>He has published more than 300 peer-reviewed articles with an h-index of 95 and numerous book chapters</w:t>
+            </w:r>
+            <w:r>
+              <w:rPr>
+                <w:rFonts w:ascii="Arial" w:hAnsi="Arial" w:cs="Arial"/>
+                <w:sz w:val="20"/>
+                <w:szCs w:val="20"/>
+              </w:rPr>
+              <w:t xml:space="preserve">. He has contributed to leading research in the same field as the </w:t>
+            </w:r>
+            <w:r>
+              <w:rPr>
+                <w:rFonts w:ascii="Arial" w:hAnsi="Arial" w:cs="Arial"/>
+                <w:sz w:val="20"/>
+                <w:szCs w:val="20"/>
+              </w:rPr>
+              <w:t>candidate’s</w:t>
+            </w:r>
+            <w:r>
+              <w:rPr>
+                <w:rFonts w:ascii="Arial" w:hAnsi="Arial" w:cs="Arial"/>
+                <w:sz w:val="20"/>
+                <w:szCs w:val="20"/>
+              </w:rPr>
+              <w:t xml:space="preserve"> research.</w:t>
+            </w:r>
+            <w:r>
+              <w:rPr>
+                <w:rFonts w:ascii="Arial" w:hAnsi="Arial" w:cs="Arial"/>
+                <w:sz w:val="20"/>
+                <w:szCs w:val="20"/>
+              </w:rPr>
+              <w:t xml:space="preserve"> He was also a co-author on Dr. Grassberger’s award winning paper.</w:t>
             </w:r>
           </w:p>
           <w:p>
@@ -13263,7 +12409,7 @@
           </w:rPr>
           <w:id w:val="1953816174"/>
           <w14:checkbox>
-            <w14:checked w14:val="0"/>
+            <w14:checked w14:val="1"/>
             <w14:checkedState w14:val="2612" w14:font="MS Gothic"/>
             <w14:uncheckedState w14:val="2610" w14:font="MS Gothic"/>
           </w14:checkbox>
@@ -13276,7 +12422,7 @@
               <w:sz w:val="20"/>
               <w:szCs w:val="20"/>
             </w:rPr>
-            <w:t>☐</w:t>
+            <w:t>☒</w:t>
           </w:r>
         </w:sdtContent>
       </w:sdt>
@@ -13822,7 +12968,7 @@
           </w:rPr>
           <w:id w:val="-1157769212"/>
           <w14:checkbox>
-            <w14:checked w14:val="0"/>
+            <w14:checked w14:val="1"/>
             <w14:checkedState w14:val="2612" w14:font="MS Gothic"/>
             <w14:uncheckedState w14:val="2610" w14:font="MS Gothic"/>
           </w14:checkbox>
@@ -13835,7 +12981,7 @@
               <w:sz w:val="20"/>
               <w:szCs w:val="20"/>
             </w:rPr>
-            <w:t>☐</w:t>
+            <w:t>☒</w:t>
           </w:r>
         </w:sdtContent>
       </w:sdt>
@@ -13996,90 +13142,7 @@
                 <w:sz w:val="20"/>
                 <w:szCs w:val="20"/>
               </w:rPr>
-              <w:fldChar w:fldCharType="begin">
-                <w:ffData>
-                  <w:name w:val="Text1"/>
-                  <w:enabled/>
-                  <w:calcOnExit w:val="0"/>
-                  <w:textInput/>
-                </w:ffData>
-              </w:fldChar>
-            </w:r>
-            <w:r>
-              <w:rPr>
-                <w:rFonts w:ascii="Arial" w:hAnsi="Arial" w:cs="Arial"/>
-                <w:sz w:val="20"/>
-                <w:szCs w:val="20"/>
-              </w:rPr>
-              <w:instrText xml:space="preserve"> FORMTEXT </w:instrText>
-            </w:r>
-            <w:r>
-              <w:rPr>
-                <w:rFonts w:ascii="Arial" w:hAnsi="Arial" w:cs="Arial"/>
-                <w:sz w:val="20"/>
-                <w:szCs w:val="20"/>
-              </w:rPr>
-            </w:r>
-            <w:r>
-              <w:rPr>
-                <w:rFonts w:ascii="Arial" w:hAnsi="Arial" w:cs="Arial"/>
-                <w:sz w:val="20"/>
-                <w:szCs w:val="20"/>
-              </w:rPr>
-              <w:fldChar w:fldCharType="separate"/>
-            </w:r>
-            <w:r>
-              <w:rPr>
-                <w:rFonts w:ascii="Arial" w:hAnsi="Arial" w:cs="Arial"/>
-                <w:noProof/>
-                <w:sz w:val="20"/>
-                <w:szCs w:val="20"/>
-              </w:rPr>
-              <w:t> </w:t>
-            </w:r>
-            <w:r>
-              <w:rPr>
-                <w:rFonts w:ascii="Arial" w:hAnsi="Arial" w:cs="Arial"/>
-                <w:noProof/>
-                <w:sz w:val="20"/>
-                <w:szCs w:val="20"/>
-              </w:rPr>
-              <w:t> </w:t>
-            </w:r>
-            <w:r>
-              <w:rPr>
-                <w:rFonts w:ascii="Arial" w:hAnsi="Arial" w:cs="Arial"/>
-                <w:noProof/>
-                <w:sz w:val="20"/>
-                <w:szCs w:val="20"/>
-              </w:rPr>
-              <w:t> </w:t>
-            </w:r>
-            <w:r>
-              <w:rPr>
-                <w:rFonts w:ascii="Arial" w:hAnsi="Arial" w:cs="Arial"/>
-                <w:noProof/>
-                <w:sz w:val="20"/>
-                <w:szCs w:val="20"/>
-              </w:rPr>
-              <w:t> </w:t>
-            </w:r>
-            <w:r>
-              <w:rPr>
-                <w:rFonts w:ascii="Arial" w:hAnsi="Arial" w:cs="Arial"/>
-                <w:noProof/>
-                <w:sz w:val="20"/>
-                <w:szCs w:val="20"/>
-              </w:rPr>
-              <w:t> </w:t>
-            </w:r>
-            <w:r>
-              <w:rPr>
-                <w:rFonts w:ascii="Arial" w:hAnsi="Arial" w:cs="Arial"/>
-                <w:sz w:val="20"/>
-                <w:szCs w:val="20"/>
-              </w:rPr>
-              <w:fldChar w:fldCharType="end"/>
+              <w:t>Javier Burguete</w:t>
             </w:r>
           </w:p>
         </w:tc>
@@ -14153,90 +13216,7 @@
                 <w:sz w:val="20"/>
                 <w:szCs w:val="20"/>
               </w:rPr>
-              <w:fldChar w:fldCharType="begin">
-                <w:ffData>
-                  <w:name w:val="Text1"/>
-                  <w:enabled/>
-                  <w:calcOnExit w:val="0"/>
-                  <w:textInput/>
-                </w:ffData>
-              </w:fldChar>
-            </w:r>
-            <w:r>
-              <w:rPr>
-                <w:rFonts w:ascii="Arial" w:hAnsi="Arial" w:cs="Arial"/>
-                <w:sz w:val="20"/>
-                <w:szCs w:val="20"/>
-              </w:rPr>
-              <w:instrText xml:space="preserve"> FORMTEXT </w:instrText>
-            </w:r>
-            <w:r>
-              <w:rPr>
-                <w:rFonts w:ascii="Arial" w:hAnsi="Arial" w:cs="Arial"/>
-                <w:sz w:val="20"/>
-                <w:szCs w:val="20"/>
-              </w:rPr>
-            </w:r>
-            <w:r>
-              <w:rPr>
-                <w:rFonts w:ascii="Arial" w:hAnsi="Arial" w:cs="Arial"/>
-                <w:sz w:val="20"/>
-                <w:szCs w:val="20"/>
-              </w:rPr>
-              <w:fldChar w:fldCharType="separate"/>
-            </w:r>
-            <w:r>
-              <w:rPr>
-                <w:rFonts w:ascii="Arial" w:hAnsi="Arial" w:cs="Arial"/>
-                <w:noProof/>
-                <w:sz w:val="20"/>
-                <w:szCs w:val="20"/>
-              </w:rPr>
-              <w:t> </w:t>
-            </w:r>
-            <w:r>
-              <w:rPr>
-                <w:rFonts w:ascii="Arial" w:hAnsi="Arial" w:cs="Arial"/>
-                <w:noProof/>
-                <w:sz w:val="20"/>
-                <w:szCs w:val="20"/>
-              </w:rPr>
-              <w:t> </w:t>
-            </w:r>
-            <w:r>
-              <w:rPr>
-                <w:rFonts w:ascii="Arial" w:hAnsi="Arial" w:cs="Arial"/>
-                <w:noProof/>
-                <w:sz w:val="20"/>
-                <w:szCs w:val="20"/>
-              </w:rPr>
-              <w:t> </w:t>
-            </w:r>
-            <w:r>
-              <w:rPr>
-                <w:rFonts w:ascii="Arial" w:hAnsi="Arial" w:cs="Arial"/>
-                <w:noProof/>
-                <w:sz w:val="20"/>
-                <w:szCs w:val="20"/>
-              </w:rPr>
-              <w:t> </w:t>
-            </w:r>
-            <w:r>
-              <w:rPr>
-                <w:rFonts w:ascii="Arial" w:hAnsi="Arial" w:cs="Arial"/>
-                <w:noProof/>
-                <w:sz w:val="20"/>
-                <w:szCs w:val="20"/>
-              </w:rPr>
-              <w:t> </w:t>
-            </w:r>
-            <w:r>
-              <w:rPr>
-                <w:rFonts w:ascii="Arial" w:hAnsi="Arial" w:cs="Arial"/>
-                <w:sz w:val="20"/>
-                <w:szCs w:val="20"/>
-              </w:rPr>
-              <w:fldChar w:fldCharType="end"/>
+              <w:t>PhD</w:t>
             </w:r>
           </w:p>
         </w:tc>
@@ -14310,90 +13290,7 @@
                 <w:sz w:val="20"/>
                 <w:szCs w:val="20"/>
               </w:rPr>
-              <w:fldChar w:fldCharType="begin">
-                <w:ffData>
-                  <w:name w:val="Text1"/>
-                  <w:enabled/>
-                  <w:calcOnExit w:val="0"/>
-                  <w:textInput/>
-                </w:ffData>
-              </w:fldChar>
-            </w:r>
-            <w:r>
-              <w:rPr>
-                <w:rFonts w:ascii="Arial" w:hAnsi="Arial" w:cs="Arial"/>
-                <w:sz w:val="20"/>
-                <w:szCs w:val="20"/>
-              </w:rPr>
-              <w:instrText xml:space="preserve"> FORMTEXT </w:instrText>
-            </w:r>
-            <w:r>
-              <w:rPr>
-                <w:rFonts w:ascii="Arial" w:hAnsi="Arial" w:cs="Arial"/>
-                <w:sz w:val="20"/>
-                <w:szCs w:val="20"/>
-              </w:rPr>
-            </w:r>
-            <w:r>
-              <w:rPr>
-                <w:rFonts w:ascii="Arial" w:hAnsi="Arial" w:cs="Arial"/>
-                <w:sz w:val="20"/>
-                <w:szCs w:val="20"/>
-              </w:rPr>
-              <w:fldChar w:fldCharType="separate"/>
-            </w:r>
-            <w:r>
-              <w:rPr>
-                <w:rFonts w:ascii="Arial" w:hAnsi="Arial" w:cs="Arial"/>
-                <w:noProof/>
-                <w:sz w:val="20"/>
-                <w:szCs w:val="20"/>
-              </w:rPr>
-              <w:t> </w:t>
-            </w:r>
-            <w:r>
-              <w:rPr>
-                <w:rFonts w:ascii="Arial" w:hAnsi="Arial" w:cs="Arial"/>
-                <w:noProof/>
-                <w:sz w:val="20"/>
-                <w:szCs w:val="20"/>
-              </w:rPr>
-              <w:t> </w:t>
-            </w:r>
-            <w:r>
-              <w:rPr>
-                <w:rFonts w:ascii="Arial" w:hAnsi="Arial" w:cs="Arial"/>
-                <w:noProof/>
-                <w:sz w:val="20"/>
-                <w:szCs w:val="20"/>
-              </w:rPr>
-              <w:t> </w:t>
-            </w:r>
-            <w:r>
-              <w:rPr>
-                <w:rFonts w:ascii="Arial" w:hAnsi="Arial" w:cs="Arial"/>
-                <w:noProof/>
-                <w:sz w:val="20"/>
-                <w:szCs w:val="20"/>
-              </w:rPr>
-              <w:t> </w:t>
-            </w:r>
-            <w:r>
-              <w:rPr>
-                <w:rFonts w:ascii="Arial" w:hAnsi="Arial" w:cs="Arial"/>
-                <w:noProof/>
-                <w:sz w:val="20"/>
-                <w:szCs w:val="20"/>
-              </w:rPr>
-              <w:t> </w:t>
-            </w:r>
-            <w:r>
-              <w:rPr>
-                <w:rFonts w:ascii="Arial" w:hAnsi="Arial" w:cs="Arial"/>
-                <w:sz w:val="20"/>
-                <w:szCs w:val="20"/>
-              </w:rPr>
-              <w:fldChar w:fldCharType="end"/>
+              <w:t>Professor</w:t>
             </w:r>
           </w:p>
         </w:tc>
@@ -14445,90 +13342,7 @@
                 <w:sz w:val="20"/>
                 <w:szCs w:val="20"/>
               </w:rPr>
-              <w:fldChar w:fldCharType="begin">
-                <w:ffData>
-                  <w:name w:val="Text1"/>
-                  <w:enabled/>
-                  <w:calcOnExit w:val="0"/>
-                  <w:textInput/>
-                </w:ffData>
-              </w:fldChar>
-            </w:r>
-            <w:r>
-              <w:rPr>
-                <w:rFonts w:ascii="Arial" w:hAnsi="Arial" w:cs="Arial"/>
-                <w:sz w:val="20"/>
-                <w:szCs w:val="20"/>
-              </w:rPr>
-              <w:instrText xml:space="preserve"> FORMTEXT </w:instrText>
-            </w:r>
-            <w:r>
-              <w:rPr>
-                <w:rFonts w:ascii="Arial" w:hAnsi="Arial" w:cs="Arial"/>
-                <w:sz w:val="20"/>
-                <w:szCs w:val="20"/>
-              </w:rPr>
-            </w:r>
-            <w:r>
-              <w:rPr>
-                <w:rFonts w:ascii="Arial" w:hAnsi="Arial" w:cs="Arial"/>
-                <w:sz w:val="20"/>
-                <w:szCs w:val="20"/>
-              </w:rPr>
-              <w:fldChar w:fldCharType="separate"/>
-            </w:r>
-            <w:r>
-              <w:rPr>
-                <w:rFonts w:ascii="Arial" w:hAnsi="Arial" w:cs="Arial"/>
-                <w:noProof/>
-                <w:sz w:val="20"/>
-                <w:szCs w:val="20"/>
-              </w:rPr>
-              <w:t> </w:t>
-            </w:r>
-            <w:r>
-              <w:rPr>
-                <w:rFonts w:ascii="Arial" w:hAnsi="Arial" w:cs="Arial"/>
-                <w:noProof/>
-                <w:sz w:val="20"/>
-                <w:szCs w:val="20"/>
-              </w:rPr>
-              <w:t> </w:t>
-            </w:r>
-            <w:r>
-              <w:rPr>
-                <w:rFonts w:ascii="Arial" w:hAnsi="Arial" w:cs="Arial"/>
-                <w:noProof/>
-                <w:sz w:val="20"/>
-                <w:szCs w:val="20"/>
-              </w:rPr>
-              <w:t> </w:t>
-            </w:r>
-            <w:r>
-              <w:rPr>
-                <w:rFonts w:ascii="Arial" w:hAnsi="Arial" w:cs="Arial"/>
-                <w:noProof/>
-                <w:sz w:val="20"/>
-                <w:szCs w:val="20"/>
-              </w:rPr>
-              <w:t> </w:t>
-            </w:r>
-            <w:r>
-              <w:rPr>
-                <w:rFonts w:ascii="Arial" w:hAnsi="Arial" w:cs="Arial"/>
-                <w:noProof/>
-                <w:sz w:val="20"/>
-                <w:szCs w:val="20"/>
-              </w:rPr>
-              <w:t> </w:t>
-            </w:r>
-            <w:r>
-              <w:rPr>
-                <w:rFonts w:ascii="Arial" w:hAnsi="Arial" w:cs="Arial"/>
-                <w:sz w:val="20"/>
-                <w:szCs w:val="20"/>
-              </w:rPr>
-              <w:fldChar w:fldCharType="end"/>
+              <w:t>University of Navarra</w:t>
             </w:r>
           </w:p>
         </w:tc>
@@ -14862,90 +13676,7 @@
                 <w:sz w:val="20"/>
                 <w:szCs w:val="20"/>
               </w:rPr>
-              <w:fldChar w:fldCharType="begin">
-                <w:ffData>
-                  <w:name w:val="Text1"/>
-                  <w:enabled/>
-                  <w:calcOnExit w:val="0"/>
-                  <w:textInput/>
-                </w:ffData>
-              </w:fldChar>
-            </w:r>
-            <w:r>
-              <w:rPr>
-                <w:rFonts w:ascii="Arial" w:hAnsi="Arial" w:cs="Arial"/>
-                <w:sz w:val="20"/>
-                <w:szCs w:val="20"/>
-              </w:rPr>
-              <w:instrText xml:space="preserve"> FORMTEXT </w:instrText>
-            </w:r>
-            <w:r>
-              <w:rPr>
-                <w:rFonts w:ascii="Arial" w:hAnsi="Arial" w:cs="Arial"/>
-                <w:sz w:val="20"/>
-                <w:szCs w:val="20"/>
-              </w:rPr>
-            </w:r>
-            <w:r>
-              <w:rPr>
-                <w:rFonts w:ascii="Arial" w:hAnsi="Arial" w:cs="Arial"/>
-                <w:sz w:val="20"/>
-                <w:szCs w:val="20"/>
-              </w:rPr>
-              <w:fldChar w:fldCharType="separate"/>
-            </w:r>
-            <w:r>
-              <w:rPr>
-                <w:rFonts w:ascii="Arial" w:hAnsi="Arial" w:cs="Arial"/>
-                <w:noProof/>
-                <w:sz w:val="20"/>
-                <w:szCs w:val="20"/>
-              </w:rPr>
-              <w:t> </w:t>
-            </w:r>
-            <w:r>
-              <w:rPr>
-                <w:rFonts w:ascii="Arial" w:hAnsi="Arial" w:cs="Arial"/>
-                <w:noProof/>
-                <w:sz w:val="20"/>
-                <w:szCs w:val="20"/>
-              </w:rPr>
-              <w:t> </w:t>
-            </w:r>
-            <w:r>
-              <w:rPr>
-                <w:rFonts w:ascii="Arial" w:hAnsi="Arial" w:cs="Arial"/>
-                <w:noProof/>
-                <w:sz w:val="20"/>
-                <w:szCs w:val="20"/>
-              </w:rPr>
-              <w:t> </w:t>
-            </w:r>
-            <w:r>
-              <w:rPr>
-                <w:rFonts w:ascii="Arial" w:hAnsi="Arial" w:cs="Arial"/>
-                <w:noProof/>
-                <w:sz w:val="20"/>
-                <w:szCs w:val="20"/>
-              </w:rPr>
-              <w:t> </w:t>
-            </w:r>
-            <w:r>
-              <w:rPr>
-                <w:rFonts w:ascii="Arial" w:hAnsi="Arial" w:cs="Arial"/>
-                <w:noProof/>
-                <w:sz w:val="20"/>
-                <w:szCs w:val="20"/>
-              </w:rPr>
-              <w:t> </w:t>
-            </w:r>
-            <w:r>
-              <w:rPr>
-                <w:rFonts w:ascii="Arial" w:hAnsi="Arial" w:cs="Arial"/>
-                <w:sz w:val="20"/>
-                <w:szCs w:val="20"/>
-              </w:rPr>
-              <w:fldChar w:fldCharType="end"/>
+              <w:t>javier@unav.es</w:t>
             </w:r>
           </w:p>
         </w:tc>
@@ -15504,97 +14235,6 @@
                 <w:szCs w:val="20"/>
               </w:rPr>
             </w:pPr>
-            <w:r>
-              <w:rPr>
-                <w:rFonts w:ascii="Arial" w:hAnsi="Arial" w:cs="Arial"/>
-                <w:sz w:val="20"/>
-                <w:szCs w:val="20"/>
-              </w:rPr>
-              <w:fldChar w:fldCharType="begin">
-                <w:ffData>
-                  <w:name w:val="Text1"/>
-                  <w:enabled/>
-                  <w:calcOnExit w:val="0"/>
-                  <w:textInput/>
-                </w:ffData>
-              </w:fldChar>
-            </w:r>
-            <w:r>
-              <w:rPr>
-                <w:rFonts w:ascii="Arial" w:hAnsi="Arial" w:cs="Arial"/>
-                <w:sz w:val="20"/>
-                <w:szCs w:val="20"/>
-              </w:rPr>
-              <w:instrText xml:space="preserve"> FORMTEXT </w:instrText>
-            </w:r>
-            <w:r>
-              <w:rPr>
-                <w:rFonts w:ascii="Arial" w:hAnsi="Arial" w:cs="Arial"/>
-                <w:sz w:val="20"/>
-                <w:szCs w:val="20"/>
-              </w:rPr>
-            </w:r>
-            <w:r>
-              <w:rPr>
-                <w:rFonts w:ascii="Arial" w:hAnsi="Arial" w:cs="Arial"/>
-                <w:sz w:val="20"/>
-                <w:szCs w:val="20"/>
-              </w:rPr>
-              <w:fldChar w:fldCharType="separate"/>
-            </w:r>
-            <w:r>
-              <w:rPr>
-                <w:rFonts w:ascii="Arial" w:hAnsi="Arial" w:cs="Arial"/>
-                <w:noProof/>
-                <w:sz w:val="20"/>
-                <w:szCs w:val="20"/>
-              </w:rPr>
-              <w:t> </w:t>
-            </w:r>
-            <w:r>
-              <w:rPr>
-                <w:rFonts w:ascii="Arial" w:hAnsi="Arial" w:cs="Arial"/>
-                <w:noProof/>
-                <w:sz w:val="20"/>
-                <w:szCs w:val="20"/>
-              </w:rPr>
-              <w:t> </w:t>
-            </w:r>
-            <w:r>
-              <w:rPr>
-                <w:rFonts w:ascii="Arial" w:hAnsi="Arial" w:cs="Arial"/>
-                <w:noProof/>
-                <w:sz w:val="20"/>
-                <w:szCs w:val="20"/>
-              </w:rPr>
-              <w:t> </w:t>
-            </w:r>
-            <w:r>
-              <w:rPr>
-                <w:rFonts w:ascii="Arial" w:hAnsi="Arial" w:cs="Arial"/>
-                <w:noProof/>
-                <w:sz w:val="20"/>
-                <w:szCs w:val="20"/>
-              </w:rPr>
-              <w:t> </w:t>
-            </w:r>
-            <w:r>
-              <w:rPr>
-                <w:rFonts w:ascii="Arial" w:hAnsi="Arial" w:cs="Arial"/>
-                <w:noProof/>
-                <w:sz w:val="20"/>
-                <w:szCs w:val="20"/>
-              </w:rPr>
-              <w:t> </w:t>
-            </w:r>
-            <w:r>
-              <w:rPr>
-                <w:rFonts w:ascii="Arial" w:hAnsi="Arial" w:cs="Arial"/>
-                <w:sz w:val="20"/>
-                <w:szCs w:val="20"/>
-              </w:rPr>
-              <w:fldChar w:fldCharType="end"/>
-            </w:r>
           </w:p>
           <w:p>
             <w:pPr>
@@ -15604,24 +14244,22 @@
                 <w:szCs w:val="20"/>
               </w:rPr>
             </w:pPr>
-          </w:p>
-          <w:p>
-            <w:pPr>
-              <w:rPr>
-                <w:rFonts w:ascii="Arial" w:hAnsi="Arial" w:cs="Arial"/>
-                <w:sz w:val="20"/>
-                <w:szCs w:val="20"/>
-              </w:rPr>
-            </w:pPr>
-          </w:p>
-          <w:p>
-            <w:pPr>
-              <w:rPr>
-                <w:rFonts w:ascii="Arial" w:hAnsi="Arial" w:cs="Arial"/>
-                <w:sz w:val="20"/>
-                <w:szCs w:val="20"/>
-              </w:rPr>
-            </w:pPr>
+            <w:r>
+              <w:rPr>
+                <w:rFonts w:ascii="Arial" w:hAnsi="Arial" w:cs="Arial"/>
+                <w:sz w:val="20"/>
+                <w:szCs w:val="20"/>
+              </w:rPr>
+              <w:t xml:space="preserve">Dr. Burgette is a medical physics researcher who has supervised 10 students and sat on 20 thesis committees. He has published both in the field of blood flow modelling and blood dose computation. </w:t>
+            </w:r>
+            <w:r>
+              <w:rPr>
+                <w:rFonts w:ascii="Arial" w:hAnsi="Arial" w:cs="Arial"/>
+                <w:sz w:val="20"/>
+                <w:szCs w:val="20"/>
+              </w:rPr>
+              <w:t>Recently he has collaborated with Dr. Paganetti on papers focused on blood dose quantification.</w:t>
+            </w:r>
           </w:p>
           <w:p>
             <w:pPr>
@@ -15862,7 +14500,7 @@
           </w:rPr>
           <w:id w:val="991673686"/>
           <w14:checkbox>
-            <w14:checked w14:val="0"/>
+            <w14:checked w14:val="1"/>
             <w14:checkedState w14:val="2612" w14:font="MS Gothic"/>
             <w14:uncheckedState w14:val="2610" w14:font="MS Gothic"/>
           </w14:checkbox>
@@ -15875,7 +14513,7 @@
               <w:sz w:val="20"/>
               <w:szCs w:val="20"/>
             </w:rPr>
-            <w:t>☐</w:t>
+            <w:t>☒</w:t>
           </w:r>
         </w:sdtContent>
       </w:sdt>
@@ -16424,7 +15062,7 @@
           </w:rPr>
           <w:id w:val="-807394752"/>
           <w14:checkbox>
-            <w14:checked w14:val="0"/>
+            <w14:checked w14:val="1"/>
             <w14:checkedState w14:val="2612" w14:font="MS Gothic"/>
             <w14:uncheckedState w14:val="2610" w14:font="MS Gothic"/>
           </w14:checkbox>
@@ -16437,7 +15075,7 @@
               <w:sz w:val="20"/>
               <w:szCs w:val="20"/>
             </w:rPr>
-            <w:t>☐</w:t>
+            <w:t>☒</w:t>
           </w:r>
         </w:sdtContent>
       </w:sdt>
@@ -16509,6 +15147,149 @@
         </w:rPr>
         <w:t xml:space="preserve">  </w:t>
       </w:r>
+    </w:p>
+    <w:p>
+      <w:pPr>
+        <w:tabs>
+          <w:tab w:val="left" w:pos="7380"/>
+        </w:tabs>
+        <w:ind w:firstLine="450"/>
+        <w:rPr>
+          <w:rFonts w:ascii="Arial" w:eastAsia="Cambria" w:hAnsi="Arial" w:cs="Arial"/>
+          <w:sz w:val="20"/>
+          <w:szCs w:val="20"/>
+        </w:rPr>
+      </w:pPr>
+    </w:p>
+    <w:p>
+      <w:pPr>
+        <w:tabs>
+          <w:tab w:val="left" w:pos="7380"/>
+        </w:tabs>
+        <w:ind w:firstLine="450"/>
+        <w:rPr>
+          <w:rFonts w:ascii="Arial" w:eastAsia="Cambria" w:hAnsi="Arial" w:cs="Arial"/>
+          <w:sz w:val="20"/>
+          <w:szCs w:val="20"/>
+        </w:rPr>
+      </w:pPr>
+    </w:p>
+    <w:p>
+      <w:pPr>
+        <w:tabs>
+          <w:tab w:val="left" w:pos="7380"/>
+        </w:tabs>
+        <w:ind w:firstLine="450"/>
+        <w:rPr>
+          <w:rFonts w:ascii="Arial" w:eastAsia="Cambria" w:hAnsi="Arial" w:cs="Arial"/>
+          <w:sz w:val="20"/>
+          <w:szCs w:val="20"/>
+        </w:rPr>
+      </w:pPr>
+    </w:p>
+    <w:p>
+      <w:pPr>
+        <w:tabs>
+          <w:tab w:val="left" w:pos="7380"/>
+        </w:tabs>
+        <w:ind w:firstLine="450"/>
+        <w:rPr>
+          <w:rFonts w:ascii="Arial" w:eastAsia="Cambria" w:hAnsi="Arial" w:cs="Arial"/>
+          <w:sz w:val="20"/>
+          <w:szCs w:val="20"/>
+        </w:rPr>
+      </w:pPr>
+    </w:p>
+    <w:p>
+      <w:pPr>
+        <w:tabs>
+          <w:tab w:val="left" w:pos="7380"/>
+        </w:tabs>
+        <w:ind w:firstLine="450"/>
+        <w:rPr>
+          <w:rFonts w:ascii="Arial" w:eastAsia="Cambria" w:hAnsi="Arial" w:cs="Arial"/>
+          <w:sz w:val="20"/>
+          <w:szCs w:val="20"/>
+        </w:rPr>
+      </w:pPr>
+    </w:p>
+    <w:p>
+      <w:pPr>
+        <w:tabs>
+          <w:tab w:val="left" w:pos="7380"/>
+        </w:tabs>
+        <w:ind w:firstLine="450"/>
+        <w:rPr>
+          <w:rFonts w:ascii="Arial" w:eastAsia="Cambria" w:hAnsi="Arial" w:cs="Arial"/>
+          <w:sz w:val="20"/>
+          <w:szCs w:val="20"/>
+        </w:rPr>
+      </w:pPr>
+    </w:p>
+    <w:p>
+      <w:pPr>
+        <w:tabs>
+          <w:tab w:val="left" w:pos="7380"/>
+        </w:tabs>
+        <w:ind w:firstLine="450"/>
+        <w:rPr>
+          <w:rFonts w:ascii="Arial" w:eastAsia="Cambria" w:hAnsi="Arial" w:cs="Arial"/>
+          <w:sz w:val="20"/>
+          <w:szCs w:val="20"/>
+        </w:rPr>
+      </w:pPr>
+    </w:p>
+    <w:p>
+      <w:pPr>
+        <w:tabs>
+          <w:tab w:val="left" w:pos="7380"/>
+        </w:tabs>
+        <w:ind w:firstLine="450"/>
+        <w:rPr>
+          <w:rFonts w:ascii="Arial" w:eastAsia="Cambria" w:hAnsi="Arial" w:cs="Arial"/>
+          <w:sz w:val="20"/>
+          <w:szCs w:val="20"/>
+        </w:rPr>
+      </w:pPr>
+    </w:p>
+    <w:p>
+      <w:pPr>
+        <w:tabs>
+          <w:tab w:val="left" w:pos="7380"/>
+        </w:tabs>
+        <w:ind w:firstLine="450"/>
+        <w:rPr>
+          <w:rFonts w:ascii="Arial" w:eastAsia="Cambria" w:hAnsi="Arial" w:cs="Arial"/>
+          <w:sz w:val="20"/>
+          <w:szCs w:val="20"/>
+        </w:rPr>
+      </w:pPr>
+    </w:p>
+    <w:p>
+      <w:pPr>
+        <w:tabs>
+          <w:tab w:val="left" w:pos="7380"/>
+        </w:tabs>
+        <w:ind w:firstLine="450"/>
+        <w:rPr>
+          <w:rFonts w:ascii="Arial" w:eastAsia="Cambria" w:hAnsi="Arial" w:cs="Arial"/>
+          <w:sz w:val="20"/>
+          <w:szCs w:val="20"/>
+        </w:rPr>
+      </w:pPr>
+    </w:p>
+    <w:p>
+      <w:pPr>
+        <w:tabs>
+          <w:tab w:val="left" w:pos="7380"/>
+        </w:tabs>
+        <w:ind w:firstLine="450"/>
+        <w:rPr>
+          <w:rFonts w:ascii="Arial" w:eastAsia="Cambria" w:hAnsi="Arial" w:cs="Arial"/>
+          <w:sz w:val="20"/>
+          <w:szCs w:val="20"/>
+        </w:rPr>
+      </w:pPr>
     </w:p>
     <w:p>
       <w:pPr>
@@ -17854,7 +16635,6 @@
           <w:b/>
           <w:lang w:eastAsia="en-US"/>
         </w:rPr>
-        <w:lastRenderedPageBreak/>
         <w:t>(Two</w:t>
       </w:r>
       <w:r>
